--- a/DOC/260429「伝道シリーズ」_とりなしの祈りについて.docx
+++ b/DOC/260429「伝道シリーズ」_とりなしの祈りについて.docx
@@ -399,9 +399,6 @@
     <w:p>
       <w:pPr>
         <w:pStyle w:val="1"/>
-        <w:rPr>
-          <w:rFonts w:hint="eastAsia"/>
-        </w:rPr>
       </w:pPr>
       <w:r>
         <w:rPr>
@@ -490,13 +487,7 @@
         <w:rPr>
           <w:rFonts w:hint="eastAsia"/>
         </w:rPr>
-        <w:t>彼は</w:t>
-      </w:r>
-      <w:r>
-        <w:rPr>
-          <w:rFonts w:hint="eastAsia"/>
-        </w:rPr>
-        <w:t>神の約束が成し遂げられることを知り</w:t>
+        <w:t>彼は神の約束が成し遂げられることを知り</w:t>
       </w:r>
       <w:r>
         <w:rPr>
@@ -1152,19 +1143,7 @@
         <w:rPr>
           <w:rFonts w:hint="eastAsia"/>
         </w:rPr>
-        <w:t>、</w:t>
-      </w:r>
-      <w:r>
-        <w:rPr>
-          <w:rFonts w:hint="eastAsia"/>
-        </w:rPr>
-        <w:t>出口の見えない</w:t>
-      </w:r>
-      <w:r>
-        <w:rPr>
-          <w:rFonts w:hint="eastAsia"/>
-        </w:rPr>
-        <w:t>行き詰まり感</w:t>
+        <w:t>、出口の見えない行き詰まり感</w:t>
       </w:r>
       <w:r>
         <w:rPr>
@@ -1274,13 +1253,7 @@
         <w:rPr>
           <w:rFonts w:hint="eastAsia"/>
         </w:rPr>
-        <w:t>彼は</w:t>
-      </w:r>
-      <w:r>
-        <w:rPr>
-          <w:rFonts w:hint="eastAsia"/>
-        </w:rPr>
-        <w:t>語</w:t>
+        <w:t>彼は語</w:t>
       </w:r>
       <w:r>
         <w:rPr>
@@ -1292,13 +1265,7 @@
         <w:rPr>
           <w:rFonts w:hint="eastAsia"/>
         </w:rPr>
-        <w:t>る声を聞きましたが</w:t>
-      </w:r>
-      <w:r>
-        <w:rPr>
-          <w:rFonts w:hint="eastAsia"/>
-        </w:rPr>
-        <w:t>、</w:t>
+        <w:t>る声を聞きましたが、</w:t>
       </w:r>
       <w:r>
         <w:rPr>
@@ -1594,11 +1561,6 @@
       </w:r>
     </w:p>
     <w:p>
-      <w:pPr>
-        <w:rPr>
-          <w:rFonts w:hint="eastAsia"/>
-        </w:rPr>
-      </w:pPr>
       <w:r>
         <w:rPr>
           <w:rFonts w:hint="eastAsia"/>
@@ -1626,6 +1588,44 @@
       <w:r>
         <w:t>その言葉によって、ダニエルはやっとの思いで奮い立ち、「わが主よ、お話しください。あなたは私を力づけてくださいましたから」と、ようやく言葉を返すことができたのでした。</w:t>
       </w:r>
+    </w:p>
+    <w:p/>
+    <w:p>
+      <w:pPr>
+        <w:pStyle w:val="1"/>
+      </w:pPr>
+      <w:r>
+        <w:rPr>
+          <w:rFonts w:hint="eastAsia"/>
+        </w:rPr>
+        <w:t>ダニエルについて（補足）</w:t>
+      </w:r>
+    </w:p>
+    <w:p>
+      <w:r>
+        <w:t>ダニエルは全12章からなる「ダニエル書」の主人公であり、聖書の中でも特に著名な預言者の一人です。ネブカドネツァル王の夢の解き明かしや、信仰を守り抜いた「獅子の洞窟（6章）」などのエピソードで親しまれています。</w:t>
+      </w:r>
+    </w:p>
+    <w:p>
+      <w:r>
+        <w:t>彼は紀元前605年頃、少年時代にバビロンへ捕囚として連行されました。バビロン帝国が滅び（BC539年）、ペルシャ帝国へと統治が変わっても、彼はその誠実さと知恵によって歴代の王に重用され続けました。</w:t>
+      </w:r>
+    </w:p>
+    <w:p>
+      <w:r>
+        <w:t>その後、ペルシャ王の命令によりイスラエルの民はエルサレムへ帰還しますが、ダニエルは当時すでに高齢であったためか、自らは帰還せず、捕囚の地でその生涯を全うしたと考</w:t>
+      </w:r>
+      <w:r>
+        <w:lastRenderedPageBreak/>
+        <w:t>えられています。</w:t>
+      </w:r>
+    </w:p>
+    <w:p>
+      <w:pPr>
+        <w:rPr>
+          <w:rFonts w:hint="eastAsia"/>
+        </w:rPr>
+      </w:pPr>
     </w:p>
     <w:p>
       <w:pPr>
@@ -1718,7 +1718,6 @@
         </w:numPr>
       </w:pPr>
       <w:r>
-        <w:lastRenderedPageBreak/>
         <w:t>ダニエルが地上で21日間祈り続けていた時、霊の世界ではどのような戦いや動きが起きていたでしょうか。</w:t>
       </w:r>
     </w:p>
@@ -1763,9 +1762,6 @@
     <w:p>
       <w:pPr>
         <w:jc w:val="right"/>
-        <w:rPr>
-          <w:rFonts w:hint="eastAsia"/>
-        </w:rPr>
       </w:pPr>
       <w:r>
         <w:rPr>
